--- a/tests/Kookerella.FsWordDsl.Tests/Examples/FootnotesAndEndnotes/output.docx
+++ b/tests/Kookerella.FsWordDsl.Tests/Examples/FootnotesAndEndnotes/output.docx
@@ -34,6 +34,15 @@
       </w:r>
     </w:p>
     <w:sectPr>
+      <w:footnotePr>
+        <w:numFmt w:val="lowerRoman"/>
+        <w:numRestart w:val="eachPage"/>
+      </w:footnotePr>
+      <w:endnotePr>
+        <w:numFmt w:val="decimal"/>
+        <w:numStart w:val="100"/>
+        <w:numRestart w:val="continuous"/>
+      </w:endnotePr>
       <w:pgSz w:w="12240" w:h="15840"/>
       <w:pgMar w:top="1440" w:right="1440" w:bottom="1440" w:left="1440" w:header="720" w:footer="720" w:gutter="0"/>
     </w:sectPr>
